--- a/Backend/Director_Disclosure/Output_Disclosures/2024-25/ADANI_GREEN_ENERGY_LIMITED/DIR-8/DIR8_Dinesh_Hasmukhrai_Kanabar_00003252.docx
+++ b/Backend/Director_Disclosure/Output_Disclosures/2024-25/ADANI_GREEN_ENERGY_LIMITED/DIR-8/DIR8_Dinesh_Hasmukhrai_Kanabar_00003252.docx
@@ -189,7 +189,7 @@
           <w:b w:val="0"/>
           <w:sz w:val="23"/>
         </w:rPr>
-        <w:t>I, Dinesh Hasmukhrai Kanabar, son/daughter of Mr. {{FATHER_NAME}}, resident of _____________________________________________, India hereby give notice that I am/was a Director in the following companies during the last three years:-</w:t>
+        <w:t>I, DINESH HASMUKHRAI KANABAR, son/daughter of Mr. {{FATHER_NAME}}, resident of _____________________________________________, India hereby give notice that I am/was a Director in the following companies during the last three years:-</w:t>
       </w:r>
     </w:p>
     <w:p>
@@ -760,6 +760,146 @@
                 <w:b w:val="0"/>
                 <w:sz w:val="23"/>
               </w:rPr>
+              <w:t>DHSK ADVISORS LLP</w:t>
+            </w:r>
+          </w:p>
+        </w:tc>
+        <w:tc>
+          <w:tcPr>
+            <w:tcW w:type="dxa" w:w="2610"/>
+          </w:tcPr>
+          <w:p>
+            <w:pPr>
+              <w:spacing w:after="0"/>
+              <w:jc w:val="center"/>
+            </w:pPr>
+            <w:r>
+              <w:rPr>
+                <w:rFonts w:ascii="Adani" w:hAnsi="Adani" w:eastAsia="Adani" w:cs="Adani"/>
+                <w:b w:val="0"/>
+                <w:sz w:val="23"/>
+              </w:rPr>
+              <w:t>30/12/2023</w:t>
+            </w:r>
+          </w:p>
+        </w:tc>
+        <w:tc>
+          <w:tcPr>
+            <w:tcW w:type="dxa" w:w="2250"/>
+          </w:tcPr>
+          <w:p>
+            <w:pPr>
+              <w:spacing w:after="0"/>
+              <w:jc w:val="center"/>
+            </w:pPr>
+          </w:p>
+        </w:tc>
+      </w:tr>
+      <w:tr>
+        <w:tc>
+          <w:tcPr>
+            <w:tcW w:type="dxa" w:w="636"/>
+          </w:tcPr>
+          <w:p>
+            <w:pPr>
+              <w:spacing w:after="0"/>
+              <w:ind w:left="360"/>
+            </w:pPr>
+            <w:r>
+              <w:rPr>
+                <w:rFonts w:ascii="Adani" w:hAnsi="Adani" w:eastAsia="Adani" w:cs="Adani"/>
+                <w:b w:val="0"/>
+                <w:sz w:val="23"/>
+              </w:rPr>
+              <w:t>8</w:t>
+            </w:r>
+          </w:p>
+        </w:tc>
+        <w:tc>
+          <w:tcPr>
+            <w:tcW w:type="dxa" w:w="3864"/>
+          </w:tcPr>
+          <w:p>
+            <w:pPr>
+              <w:spacing w:after="0"/>
+              <w:jc w:val="both"/>
+            </w:pPr>
+            <w:r>
+              <w:rPr>
+                <w:rFonts w:ascii="Adani" w:hAnsi="Adani" w:eastAsia="Adani" w:cs="Adani"/>
+                <w:b w:val="0"/>
+                <w:sz w:val="23"/>
+              </w:rPr>
+              <w:t>DHRUVA ADVISOR IFSC LLP</w:t>
+            </w:r>
+          </w:p>
+        </w:tc>
+        <w:tc>
+          <w:tcPr>
+            <w:tcW w:type="dxa" w:w="2610"/>
+          </w:tcPr>
+          <w:p>
+            <w:pPr>
+              <w:spacing w:after="0"/>
+              <w:jc w:val="center"/>
+            </w:pPr>
+            <w:r>
+              <w:rPr>
+                <w:rFonts w:ascii="Adani" w:hAnsi="Adani" w:eastAsia="Adani" w:cs="Adani"/>
+                <w:b w:val="0"/>
+                <w:sz w:val="23"/>
+              </w:rPr>
+              <w:t>29/12/2023</w:t>
+            </w:r>
+          </w:p>
+        </w:tc>
+        <w:tc>
+          <w:tcPr>
+            <w:tcW w:type="dxa" w:w="2250"/>
+          </w:tcPr>
+          <w:p>
+            <w:pPr>
+              <w:spacing w:after="0"/>
+              <w:jc w:val="center"/>
+            </w:pPr>
+          </w:p>
+        </w:tc>
+      </w:tr>
+      <w:tr>
+        <w:tc>
+          <w:tcPr>
+            <w:tcW w:type="dxa" w:w="636"/>
+          </w:tcPr>
+          <w:p>
+            <w:pPr>
+              <w:spacing w:after="0"/>
+              <w:ind w:left="360"/>
+            </w:pPr>
+            <w:r>
+              <w:rPr>
+                <w:rFonts w:ascii="Adani" w:hAnsi="Adani" w:eastAsia="Adani" w:cs="Adani"/>
+                <w:b w:val="0"/>
+                <w:sz w:val="23"/>
+              </w:rPr>
+              <w:t>9</w:t>
+            </w:r>
+          </w:p>
+        </w:tc>
+        <w:tc>
+          <w:tcPr>
+            <w:tcW w:type="dxa" w:w="3864"/>
+          </w:tcPr>
+          <w:p>
+            <w:pPr>
+              <w:spacing w:after="0"/>
+              <w:jc w:val="both"/>
+            </w:pPr>
+            <w:r>
+              <w:rPr>
+                <w:rFonts w:ascii="Adani" w:hAnsi="Adani" w:eastAsia="Adani" w:cs="Adani"/>
+                <w:b w:val="0"/>
+                <w:sz w:val="23"/>
+              </w:rPr>
               <w:t>DHSK ADVISORS PRIVATE LIMITED</w:t>
             </w:r>
           </w:p>
@@ -811,7 +951,7 @@
                 <w:b w:val="0"/>
                 <w:sz w:val="23"/>
               </w:rPr>
-              <w:t>8</w:t>
+              <w:t>10</w:t>
             </w:r>
           </w:p>
         </w:tc>
@@ -881,7 +1021,7 @@
                 <w:b w:val="0"/>
                 <w:sz w:val="23"/>
               </w:rPr>
-              <w:t>9</w:t>
+              <w:t>11</w:t>
             </w:r>
           </w:p>
         </w:tc>
@@ -951,7 +1091,77 @@
                 <w:b w:val="0"/>
                 <w:sz w:val="23"/>
               </w:rPr>
-              <w:t>10</w:t>
+              <w:t>12</w:t>
+            </w:r>
+          </w:p>
+        </w:tc>
+        <w:tc>
+          <w:tcPr>
+            <w:tcW w:type="dxa" w:w="3864"/>
+          </w:tcPr>
+          <w:p>
+            <w:pPr>
+              <w:spacing w:after="0"/>
+              <w:jc w:val="both"/>
+            </w:pPr>
+            <w:r>
+              <w:rPr>
+                <w:rFonts w:ascii="Adani" w:hAnsi="Adani" w:eastAsia="Adani" w:cs="Adani"/>
+                <w:b w:val="0"/>
+                <w:sz w:val="23"/>
+              </w:rPr>
+              <w:t>DREAM CITY PROPERTIES LLP</w:t>
+            </w:r>
+          </w:p>
+        </w:tc>
+        <w:tc>
+          <w:tcPr>
+            <w:tcW w:type="dxa" w:w="2610"/>
+          </w:tcPr>
+          <w:p>
+            <w:pPr>
+              <w:spacing w:after="0"/>
+              <w:jc w:val="center"/>
+            </w:pPr>
+            <w:r>
+              <w:rPr>
+                <w:rFonts w:ascii="Adani" w:hAnsi="Adani" w:eastAsia="Adani" w:cs="Adani"/>
+                <w:b w:val="0"/>
+                <w:sz w:val="23"/>
+              </w:rPr>
+              <w:t>03/11/2016</w:t>
+            </w:r>
+          </w:p>
+        </w:tc>
+        <w:tc>
+          <w:tcPr>
+            <w:tcW w:type="dxa" w:w="2250"/>
+          </w:tcPr>
+          <w:p>
+            <w:pPr>
+              <w:spacing w:after="0"/>
+              <w:jc w:val="center"/>
+            </w:pPr>
+          </w:p>
+        </w:tc>
+      </w:tr>
+      <w:tr>
+        <w:tc>
+          <w:tcPr>
+            <w:tcW w:type="dxa" w:w="636"/>
+          </w:tcPr>
+          <w:p>
+            <w:pPr>
+              <w:spacing w:after="0"/>
+              <w:ind w:left="360"/>
+            </w:pPr>
+            <w:r>
+              <w:rPr>
+                <w:rFonts w:ascii="Adani" w:hAnsi="Adani" w:eastAsia="Adani" w:cs="Adani"/>
+                <w:b w:val="0"/>
+                <w:sz w:val="23"/>
+              </w:rPr>
+              <w:t>13</w:t>
             </w:r>
           </w:p>
         </w:tc>
@@ -990,6 +1200,76 @@
                 <w:sz w:val="23"/>
               </w:rPr>
               <w:t>06/01/2015</w:t>
+            </w:r>
+          </w:p>
+        </w:tc>
+        <w:tc>
+          <w:tcPr>
+            <w:tcW w:type="dxa" w:w="2250"/>
+          </w:tcPr>
+          <w:p>
+            <w:pPr>
+              <w:spacing w:after="0"/>
+              <w:jc w:val="center"/>
+            </w:pPr>
+          </w:p>
+        </w:tc>
+      </w:tr>
+      <w:tr>
+        <w:tc>
+          <w:tcPr>
+            <w:tcW w:type="dxa" w:w="636"/>
+          </w:tcPr>
+          <w:p>
+            <w:pPr>
+              <w:spacing w:after="0"/>
+              <w:ind w:left="360"/>
+            </w:pPr>
+            <w:r>
+              <w:rPr>
+                <w:rFonts w:ascii="Adani" w:hAnsi="Adani" w:eastAsia="Adani" w:cs="Adani"/>
+                <w:b w:val="0"/>
+                <w:sz w:val="23"/>
+              </w:rPr>
+              <w:t>14</w:t>
+            </w:r>
+          </w:p>
+        </w:tc>
+        <w:tc>
+          <w:tcPr>
+            <w:tcW w:type="dxa" w:w="3864"/>
+          </w:tcPr>
+          <w:p>
+            <w:pPr>
+              <w:spacing w:after="0"/>
+              <w:jc w:val="both"/>
+            </w:pPr>
+            <w:r>
+              <w:rPr>
+                <w:rFonts w:ascii="Adani" w:hAnsi="Adani" w:eastAsia="Adani" w:cs="Adani"/>
+                <w:b w:val="0"/>
+                <w:sz w:val="23"/>
+              </w:rPr>
+              <w:t>ROVER SERVICES LLP</w:t>
+            </w:r>
+          </w:p>
+        </w:tc>
+        <w:tc>
+          <w:tcPr>
+            <w:tcW w:type="dxa" w:w="2610"/>
+          </w:tcPr>
+          <w:p>
+            <w:pPr>
+              <w:spacing w:after="0"/>
+              <w:jc w:val="center"/>
+            </w:pPr>
+            <w:r>
+              <w:rPr>
+                <w:rFonts w:ascii="Adani" w:hAnsi="Adani" w:eastAsia="Adani" w:cs="Adani"/>
+                <w:b w:val="0"/>
+                <w:sz w:val="23"/>
+              </w:rPr>
+              <w:t>17/10/2014</w:t>
             </w:r>
           </w:p>
         </w:tc>
@@ -1061,7 +1341,7 @@
         </w:rPr>
         <w:t xml:space="preserve">Name           </w:t>
         <w:tab/>
-        <w:t xml:space="preserve">:  Dinesh Hasmukhrai Kanabar</w:t>
+        <w:t xml:space="preserve">:  DINESH HASMUKHRAI KANABAR</w:t>
       </w:r>
     </w:p>
     <w:p>
@@ -1105,7 +1385,7 @@
           <w:b w:val="0"/>
           <w:sz w:val="23"/>
         </w:rPr>
-        <w:t xml:space="preserve">Date: 07th May, 2026</w:t>
+        <w:t xml:space="preserve">Date: 15th May, 2026</w:t>
         <w:tab/>
       </w:r>
     </w:p>

--- a/Backend/Director_Disclosure/Output_Disclosures/2024-25/ADANI_GREEN_ENERGY_LIMITED/DIR-8/DIR8_Dinesh_Hasmukhrai_Kanabar_00003252.docx
+++ b/Backend/Director_Disclosure/Output_Disclosures/2024-25/ADANI_GREEN_ENERGY_LIMITED/DIR-8/DIR8_Dinesh_Hasmukhrai_Kanabar_00003252.docx
@@ -429,7 +429,7 @@
                 <w:b w:val="0"/>
                 <w:sz w:val="23"/>
               </w:rPr>
-              <w:t>12/06/2025</w:t>
+              <w:t>29/07/2025</w:t>
             </w:r>
           </w:p>
         </w:tc>
@@ -462,6 +462,76 @@
                 <w:sz w:val="23"/>
               </w:rPr>
               <w:t>3</w:t>
+            </w:r>
+          </w:p>
+        </w:tc>
+        <w:tc>
+          <w:tcPr>
+            <w:tcW w:type="dxa" w:w="3864"/>
+          </w:tcPr>
+          <w:p>
+            <w:pPr>
+              <w:spacing w:after="0"/>
+              <w:jc w:val="both"/>
+            </w:pPr>
+            <w:r>
+              <w:rPr>
+                <w:rFonts w:ascii="Adani" w:hAnsi="Adani" w:eastAsia="Adani" w:cs="Adani"/>
+                <w:b w:val="0"/>
+                <w:sz w:val="23"/>
+              </w:rPr>
+              <w:t>LOHANA INTERNATIONAL BUSINESS FORUM</w:t>
+            </w:r>
+          </w:p>
+        </w:tc>
+        <w:tc>
+          <w:tcPr>
+            <w:tcW w:type="dxa" w:w="2610"/>
+          </w:tcPr>
+          <w:p>
+            <w:pPr>
+              <w:spacing w:after="0"/>
+              <w:jc w:val="center"/>
+            </w:pPr>
+            <w:r>
+              <w:rPr>
+                <w:rFonts w:ascii="Adani" w:hAnsi="Adani" w:eastAsia="Adani" w:cs="Adani"/>
+                <w:b w:val="0"/>
+                <w:sz w:val="23"/>
+              </w:rPr>
+              <w:t>30/12/2024</w:t>
+            </w:r>
+          </w:p>
+        </w:tc>
+        <w:tc>
+          <w:tcPr>
+            <w:tcW w:type="dxa" w:w="2250"/>
+          </w:tcPr>
+          <w:p>
+            <w:pPr>
+              <w:spacing w:after="0"/>
+              <w:jc w:val="center"/>
+            </w:pPr>
+          </w:p>
+        </w:tc>
+      </w:tr>
+      <w:tr>
+        <w:tc>
+          <w:tcPr>
+            <w:tcW w:type="dxa" w:w="636"/>
+          </w:tcPr>
+          <w:p>
+            <w:pPr>
+              <w:spacing w:after="0"/>
+              <w:ind w:left="360"/>
+            </w:pPr>
+            <w:r>
+              <w:rPr>
+                <w:rFonts w:ascii="Adani" w:hAnsi="Adani" w:eastAsia="Adani" w:cs="Adani"/>
+                <w:b w:val="0"/>
+                <w:sz w:val="23"/>
+              </w:rPr>
+              <w:t>4</w:t>
             </w:r>
           </w:p>
         </w:tc>
@@ -531,76 +601,6 @@
                 <w:b w:val="0"/>
                 <w:sz w:val="23"/>
               </w:rPr>
-              <w:t>4</w:t>
-            </w:r>
-          </w:p>
-        </w:tc>
-        <w:tc>
-          <w:tcPr>
-            <w:tcW w:type="dxa" w:w="3864"/>
-          </w:tcPr>
-          <w:p>
-            <w:pPr>
-              <w:spacing w:after="0"/>
-              <w:jc w:val="both"/>
-            </w:pPr>
-            <w:r>
-              <w:rPr>
-                <w:rFonts w:ascii="Adani" w:hAnsi="Adani" w:eastAsia="Adani" w:cs="Adani"/>
-                <w:b w:val="0"/>
-                <w:sz w:val="23"/>
-              </w:rPr>
-              <w:t>LOHANA INTERNATIONAL BUSINESS FORUM</w:t>
-            </w:r>
-          </w:p>
-        </w:tc>
-        <w:tc>
-          <w:tcPr>
-            <w:tcW w:type="dxa" w:w="2610"/>
-          </w:tcPr>
-          <w:p>
-            <w:pPr>
-              <w:spacing w:after="0"/>
-              <w:jc w:val="center"/>
-            </w:pPr>
-            <w:r>
-              <w:rPr>
-                <w:rFonts w:ascii="Adani" w:hAnsi="Adani" w:eastAsia="Adani" w:cs="Adani"/>
-                <w:b w:val="0"/>
-                <w:sz w:val="23"/>
-              </w:rPr>
-              <w:t>13/07/2024</w:t>
-            </w:r>
-          </w:p>
-        </w:tc>
-        <w:tc>
-          <w:tcPr>
-            <w:tcW w:type="dxa" w:w="2250"/>
-          </w:tcPr>
-          <w:p>
-            <w:pPr>
-              <w:spacing w:after="0"/>
-              <w:jc w:val="center"/>
-            </w:pPr>
-          </w:p>
-        </w:tc>
-      </w:tr>
-      <w:tr>
-        <w:tc>
-          <w:tcPr>
-            <w:tcW w:type="dxa" w:w="636"/>
-          </w:tcPr>
-          <w:p>
-            <w:pPr>
-              <w:spacing w:after="0"/>
-              <w:ind w:left="360"/>
-            </w:pPr>
-            <w:r>
-              <w:rPr>
-                <w:rFonts w:ascii="Adani" w:hAnsi="Adani" w:eastAsia="Adani" w:cs="Adani"/>
-                <w:b w:val="0"/>
-                <w:sz w:val="23"/>
-              </w:rPr>
               <w:t>5</w:t>
             </w:r>
           </w:p>
@@ -620,7 +620,7 @@
                 <w:b w:val="0"/>
                 <w:sz w:val="23"/>
               </w:rPr>
-              <w:t>DHRUVA ADVISORS INDIA PRIVATE LIMITED</w:t>
+              <w:t>PVR INOX LIMITED</w:t>
             </w:r>
           </w:p>
         </w:tc>
@@ -639,7 +639,7 @@
                 <w:b w:val="0"/>
                 <w:sz w:val="23"/>
               </w:rPr>
-              <w:t>22/02/2024</w:t>
+              <w:t>21/03/2024</w:t>
             </w:r>
           </w:p>
         </w:tc>
@@ -690,7 +690,7 @@
                 <w:b w:val="0"/>
                 <w:sz w:val="23"/>
               </w:rPr>
-              <w:t>PVR INOX LIMITED</w:t>
+              <w:t>DHRUVA ADVISORS INDIA PRIVATE LIMITED</w:t>
             </w:r>
           </w:p>
         </w:tc>
@@ -709,7 +709,7 @@
                 <w:b w:val="0"/>
                 <w:sz w:val="23"/>
               </w:rPr>
-              <w:t>10/02/2024</w:t>
+              <w:t>22/02/2024</w:t>
             </w:r>
           </w:p>
         </w:tc>
@@ -900,76 +900,6 @@
                 <w:b w:val="0"/>
                 <w:sz w:val="23"/>
               </w:rPr>
-              <w:t>DHSK ADVISORS PRIVATE LIMITED</w:t>
-            </w:r>
-          </w:p>
-        </w:tc>
-        <w:tc>
-          <w:tcPr>
-            <w:tcW w:type="dxa" w:w="2610"/>
-          </w:tcPr>
-          <w:p>
-            <w:pPr>
-              <w:spacing w:after="0"/>
-              <w:jc w:val="center"/>
-            </w:pPr>
-            <w:r>
-              <w:rPr>
-                <w:rFonts w:ascii="Adani" w:hAnsi="Adani" w:eastAsia="Adani" w:cs="Adani"/>
-                <w:b w:val="0"/>
-                <w:sz w:val="23"/>
-              </w:rPr>
-              <w:t>29/04/2022</w:t>
-            </w:r>
-          </w:p>
-        </w:tc>
-        <w:tc>
-          <w:tcPr>
-            <w:tcW w:type="dxa" w:w="2250"/>
-          </w:tcPr>
-          <w:p>
-            <w:pPr>
-              <w:spacing w:after="0"/>
-              <w:jc w:val="center"/>
-            </w:pPr>
-          </w:p>
-        </w:tc>
-      </w:tr>
-      <w:tr>
-        <w:tc>
-          <w:tcPr>
-            <w:tcW w:type="dxa" w:w="636"/>
-          </w:tcPr>
-          <w:p>
-            <w:pPr>
-              <w:spacing w:after="0"/>
-              <w:ind w:left="360"/>
-            </w:pPr>
-            <w:r>
-              <w:rPr>
-                <w:rFonts w:ascii="Adani" w:hAnsi="Adani" w:eastAsia="Adani" w:cs="Adani"/>
-                <w:b w:val="0"/>
-                <w:sz w:val="23"/>
-              </w:rPr>
-              <w:t>10</w:t>
-            </w:r>
-          </w:p>
-        </w:tc>
-        <w:tc>
-          <w:tcPr>
-            <w:tcW w:type="dxa" w:w="3864"/>
-          </w:tcPr>
-          <w:p>
-            <w:pPr>
-              <w:spacing w:after="0"/>
-              <w:jc w:val="both"/>
-            </w:pPr>
-            <w:r>
-              <w:rPr>
-                <w:rFonts w:ascii="Adani" w:hAnsi="Adani" w:eastAsia="Adani" w:cs="Adani"/>
-                <w:b w:val="0"/>
-                <w:sz w:val="23"/>
-              </w:rPr>
               <w:t>ADANI GREEN ENERGY LIMITED</w:t>
             </w:r>
           </w:p>
@@ -1021,7 +951,7 @@
                 <w:b w:val="0"/>
                 <w:sz w:val="23"/>
               </w:rPr>
-              <w:t>11</w:t>
+              <w:t>10</w:t>
             </w:r>
           </w:p>
         </w:tc>
@@ -1091,7 +1021,7 @@
                 <w:b w:val="0"/>
                 <w:sz w:val="23"/>
               </w:rPr>
-              <w:t>12</w:t>
+              <w:t>11</w:t>
             </w:r>
           </w:p>
         </w:tc>
@@ -1161,77 +1091,7 @@
                 <w:b w:val="0"/>
                 <w:sz w:val="23"/>
               </w:rPr>
-              <w:t>13</w:t>
-            </w:r>
-          </w:p>
-        </w:tc>
-        <w:tc>
-          <w:tcPr>
-            <w:tcW w:type="dxa" w:w="3864"/>
-          </w:tcPr>
-          <w:p>
-            <w:pPr>
-              <w:spacing w:after="0"/>
-              <w:jc w:val="both"/>
-            </w:pPr>
-            <w:r>
-              <w:rPr>
-                <w:rFonts w:ascii="Adani" w:hAnsi="Adani" w:eastAsia="Adani" w:cs="Adani"/>
-                <w:b w:val="0"/>
-                <w:sz w:val="23"/>
-              </w:rPr>
-              <w:t>CAPITAL FIRST LIMITED</w:t>
-            </w:r>
-          </w:p>
-        </w:tc>
-        <w:tc>
-          <w:tcPr>
-            <w:tcW w:type="dxa" w:w="2610"/>
-          </w:tcPr>
-          <w:p>
-            <w:pPr>
-              <w:spacing w:after="0"/>
-              <w:jc w:val="center"/>
-            </w:pPr>
-            <w:r>
-              <w:rPr>
-                <w:rFonts w:ascii="Adani" w:hAnsi="Adani" w:eastAsia="Adani" w:cs="Adani"/>
-                <w:b w:val="0"/>
-                <w:sz w:val="23"/>
-              </w:rPr>
-              <w:t>06/01/2015</w:t>
-            </w:r>
-          </w:p>
-        </w:tc>
-        <w:tc>
-          <w:tcPr>
-            <w:tcW w:type="dxa" w:w="2250"/>
-          </w:tcPr>
-          <w:p>
-            <w:pPr>
-              <w:spacing w:after="0"/>
-              <w:jc w:val="center"/>
-            </w:pPr>
-          </w:p>
-        </w:tc>
-      </w:tr>
-      <w:tr>
-        <w:tc>
-          <w:tcPr>
-            <w:tcW w:type="dxa" w:w="636"/>
-          </w:tcPr>
-          <w:p>
-            <w:pPr>
-              <w:spacing w:after="0"/>
-              <w:ind w:left="360"/>
-            </w:pPr>
-            <w:r>
-              <w:rPr>
-                <w:rFonts w:ascii="Adani" w:hAnsi="Adani" w:eastAsia="Adani" w:cs="Adani"/>
-                <w:b w:val="0"/>
-                <w:sz w:val="23"/>
-              </w:rPr>
-              <w:t>14</w:t>
+              <w:t>12</w:t>
             </w:r>
           </w:p>
         </w:tc>
@@ -1385,7 +1245,7 @@
           <w:b w:val="0"/>
           <w:sz w:val="23"/>
         </w:rPr>
-        <w:t xml:space="preserve">Date: 15th May, 2026</w:t>
+        <w:t xml:space="preserve">Date: 08th June, 2026</w:t>
         <w:tab/>
       </w:r>
     </w:p>
